--- a/materialien/Welt5_Netz/2_Akten/KR_W5_Akte3_Mallory_im_Netz.docx
+++ b/materialien/Welt5_Netz/2_Akten/KR_W5_Akte3_Mallory_im_Netz.docx
@@ -169,7 +169,7 @@
               <w:rPr>
                 <w:rFonts w:ascii="Georgia" w:hAnsi="Georgia" w:cs="Georgia" w:eastAsia="Georgia"/>
                 <w:b/>
-                <w:color w:val="0E7C86"/>
+                <w:color w:val="14213D"/>
                 <w:sz w:val="34"/>
               </w:rPr>
               <w:t>Mallory im Netz</w:t>
@@ -349,7 +349,7 @@
               <w:rPr>
                 <w:rFonts w:ascii="Georgia" w:hAnsi="Georgia" w:cs="Georgia" w:eastAsia="Georgia"/>
                 <w:b/>
-                <w:color w:val="0E7C86"/>
+                <w:color w:val="14213D"/>
                 <w:spacing w:val="16"/>
                 <w:sz w:val="21"/>
               </w:rPr>
@@ -507,7 +507,7 @@
               <w:rPr>
                 <w:rFonts w:ascii="Georgia" w:hAnsi="Georgia" w:cs="Georgia" w:eastAsia="Georgia"/>
                 <w:b/>
-                <w:color w:val="0E7C86"/>
+                <w:color w:val="14213D"/>
                 <w:spacing w:val="16"/>
                 <w:sz w:val="21"/>
               </w:rPr>
@@ -977,7 +977,7 @@
             <w:r>
               <w:rPr>
                 <w:rFonts w:ascii="Calibri" w:hAnsi="Calibri" w:cs="Calibri" w:eastAsia="Calibri"/>
-                <w:color w:val="0E7C86"/>
+                <w:color w:val="14213D"/>
                 <w:sz w:val="22"/>
               </w:rPr>
               <w:t>•</w:t>
@@ -1015,7 +1015,7 @@
             <w:r>
               <w:rPr>
                 <w:rFonts w:ascii="Calibri" w:hAnsi="Calibri" w:cs="Calibri" w:eastAsia="Calibri"/>
-                <w:color w:val="0E7C86"/>
+                <w:color w:val="14213D"/>
                 <w:sz w:val="22"/>
               </w:rPr>
               <w:t>•</w:t>
@@ -1073,7 +1073,7 @@
             <w:r>
               <w:rPr>
                 <w:rFonts w:ascii="Calibri" w:hAnsi="Calibri" w:cs="Calibri" w:eastAsia="Calibri"/>
-                <w:color w:val="0E7C86"/>
+                <w:color w:val="14213D"/>
                 <w:sz w:val="22"/>
               </w:rPr>
               <w:t>•</w:t>
@@ -1151,7 +1151,7 @@
             <w:r>
               <w:rPr>
                 <w:rFonts w:ascii="Calibri" w:hAnsi="Calibri" w:cs="Calibri" w:eastAsia="Calibri"/>
-                <w:color w:val="0E7C86"/>
+                <w:color w:val="14213D"/>
                 <w:sz w:val="22"/>
               </w:rPr>
               <w:t>•</w:t>
@@ -1437,7 +1437,7 @@
               <w:rPr>
                 <w:rFonts w:ascii="Georgia" w:hAnsi="Georgia" w:cs="Georgia" w:eastAsia="Georgia"/>
                 <w:b/>
-                <w:color w:val="0E7C86"/>
+                <w:color w:val="14213D"/>
                 <w:spacing w:val="16"/>
                 <w:sz w:val="21"/>
               </w:rPr>
@@ -1456,7 +1456,7 @@
               <w:rPr>
                 <w:rFonts w:ascii="Calibri" w:hAnsi="Calibri" w:cs="Calibri" w:eastAsia="Calibri"/>
                 <w:b/>
-                <w:color w:val="0E7C86"/>
+                <w:color w:val="14213D"/>
                 <w:sz w:val="22"/>
               </w:rPr>
               <w:t>1.</w:t>
@@ -1485,7 +1485,7 @@
               <w:rPr>
                 <w:rFonts w:ascii="Calibri" w:hAnsi="Calibri" w:cs="Calibri" w:eastAsia="Calibri"/>
                 <w:b/>
-                <w:color w:val="0E7C86"/>
+                <w:color w:val="14213D"/>
                 <w:sz w:val="22"/>
               </w:rPr>
               <w:t>2.</w:t>
@@ -1514,7 +1514,7 @@
               <w:rPr>
                 <w:rFonts w:ascii="Calibri" w:hAnsi="Calibri" w:cs="Calibri" w:eastAsia="Calibri"/>
                 <w:b/>
-                <w:color w:val="0E7C86"/>
+                <w:color w:val="14213D"/>
                 <w:sz w:val="22"/>
               </w:rPr>
               <w:t>3.</w:t>
@@ -1543,7 +1543,7 @@
               <w:rPr>
                 <w:rFonts w:ascii="Calibri" w:hAnsi="Calibri" w:cs="Calibri" w:eastAsia="Calibri"/>
                 <w:b/>
-                <w:color w:val="0E7C86"/>
+                <w:color w:val="14213D"/>
                 <w:sz w:val="22"/>
               </w:rPr>
               <w:t>4.</w:t>
@@ -1592,7 +1592,7 @@
               <w:rPr>
                 <w:rFonts w:ascii="Calibri" w:hAnsi="Calibri" w:cs="Calibri" w:eastAsia="Calibri"/>
                 <w:b/>
-                <w:color w:val="0E7C86"/>
+                <w:color w:val="14213D"/>
                 <w:sz w:val="22"/>
               </w:rPr>
               <w:t>5.</w:t>
@@ -1720,7 +1720,7 @@
               <w:rPr>
                 <w:rFonts w:ascii="Georgia" w:hAnsi="Georgia" w:cs="Georgia" w:eastAsia="Georgia"/>
                 <w:b/>
-                <w:color w:val="0E7C86"/>
+                <w:color w:val="14213D"/>
                 <w:spacing w:val="16"/>
                 <w:sz w:val="21"/>
               </w:rPr>
@@ -2418,7 +2418,7 @@
               <w:rPr>
                 <w:rFonts w:ascii="Georgia" w:hAnsi="Georgia" w:cs="Georgia" w:eastAsia="Georgia"/>
                 <w:b/>
-                <w:color w:val="0E7C86"/>
+                <w:color w:val="14213D"/>
                 <w:spacing w:val="16"/>
                 <w:sz w:val="21"/>
               </w:rPr>
@@ -2504,7 +2504,7 @@
                       <w:rFonts w:ascii="Georgia" w:hAnsi="Georgia" w:cs="Georgia" w:eastAsia="Georgia"/>
                       <w:b/>
                       <w:i w:val="0"/>
-                      <w:color w:val="0E7C86"/>
+                      <w:color w:val="14213D"/>
                       <w:sz w:val="24"/>
                     </w:rPr>
                     <w:t>Argumente dafür (Auswahl)</w:t>
@@ -2521,7 +2521,7 @@
                   <w:r>
                     <w:rPr>
                       <w:rFonts w:ascii="Calibri" w:hAnsi="Calibri" w:cs="Calibri" w:eastAsia="Calibri"/>
-                      <w:color w:val="0E7C86"/>
+                      <w:color w:val="14213D"/>
                       <w:sz w:val="22"/>
                     </w:rPr>
                     <w:t>•</w:t>
@@ -2549,7 +2549,7 @@
                   <w:r>
                     <w:rPr>
                       <w:rFonts w:ascii="Calibri" w:hAnsi="Calibri" w:cs="Calibri" w:eastAsia="Calibri"/>
-                      <w:color w:val="0E7C86"/>
+                      <w:color w:val="14213D"/>
                       <w:sz w:val="22"/>
                     </w:rPr>
                     <w:t>•</w:t>
@@ -2577,7 +2577,7 @@
                   <w:r>
                     <w:rPr>
                       <w:rFonts w:ascii="Calibri" w:hAnsi="Calibri" w:cs="Calibri" w:eastAsia="Calibri"/>
-                      <w:color w:val="0E7C86"/>
+                      <w:color w:val="14213D"/>
                       <w:sz w:val="22"/>
                     </w:rPr>
                     <w:t>•</w:t>
@@ -2620,7 +2620,7 @@
                       <w:rFonts w:ascii="Georgia" w:hAnsi="Georgia" w:cs="Georgia" w:eastAsia="Georgia"/>
                       <w:b/>
                       <w:i w:val="0"/>
-                      <w:color w:val="0E7C86"/>
+                      <w:color w:val="14213D"/>
                       <w:sz w:val="24"/>
                     </w:rPr>
                     <w:t>Argumente dagegen (Auswahl)</w:t>
@@ -2637,7 +2637,7 @@
                   <w:r>
                     <w:rPr>
                       <w:rFonts w:ascii="Calibri" w:hAnsi="Calibri" w:cs="Calibri" w:eastAsia="Calibri"/>
-                      <w:color w:val="0E7C86"/>
+                      <w:color w:val="14213D"/>
                       <w:sz w:val="22"/>
                     </w:rPr>
                     <w:t>•</w:t>
@@ -2665,7 +2665,7 @@
                   <w:r>
                     <w:rPr>
                       <w:rFonts w:ascii="Calibri" w:hAnsi="Calibri" w:cs="Calibri" w:eastAsia="Calibri"/>
-                      <w:color w:val="0E7C86"/>
+                      <w:color w:val="14213D"/>
                       <w:sz w:val="22"/>
                     </w:rPr>
                     <w:t>•</w:t>
@@ -2693,7 +2693,7 @@
                   <w:r>
                     <w:rPr>
                       <w:rFonts w:ascii="Calibri" w:hAnsi="Calibri" w:cs="Calibri" w:eastAsia="Calibri"/>
-                      <w:color w:val="0E7C86"/>
+                      <w:color w:val="14213D"/>
                       <w:sz w:val="22"/>
                     </w:rPr>
                     <w:t>•</w:t>
@@ -2721,7 +2721,7 @@
                   <w:r>
                     <w:rPr>
                       <w:rFonts w:ascii="Calibri" w:hAnsi="Calibri" w:cs="Calibri" w:eastAsia="Calibri"/>
-                      <w:color w:val="0E7C86"/>
+                      <w:color w:val="14213D"/>
                       <w:sz w:val="22"/>
                     </w:rPr>
                     <w:t>•</w:t>
@@ -2852,7 +2852,7 @@
             <w:r>
               <w:rPr>
                 <w:rFonts w:ascii="Calibri" w:hAnsi="Calibri" w:cs="Calibri" w:eastAsia="Calibri"/>
-                <w:color w:val="B07D2B"/>
+                <w:color w:val="8A5F1A"/>
                 <w:sz w:val="20"/>
               </w:rPr>
               <w:t xml:space="preserve">  ★</w:t>
@@ -3138,7 +3138,7 @@
             <w:r>
               <w:rPr>
                 <w:rFonts w:ascii="Calibri" w:hAnsi="Calibri" w:cs="Calibri" w:eastAsia="Calibri"/>
-                <w:color w:val="B07D2B"/>
+                <w:color w:val="8A5F1A"/>
                 <w:sz w:val="20"/>
               </w:rPr>
               <w:t xml:space="preserve">  ★★</w:t>
@@ -3951,7 +3951,7 @@
             <w:r>
               <w:rPr>
                 <w:rFonts w:ascii="Calibri" w:hAnsi="Calibri" w:cs="Calibri" w:eastAsia="Calibri"/>
-                <w:color w:val="B07D2B"/>
+                <w:color w:val="8A5F1A"/>
                 <w:sz w:val="20"/>
               </w:rPr>
               <w:t xml:space="preserve">  ★★</w:t>
@@ -4287,7 +4287,7 @@
             <w:r>
               <w:rPr>
                 <w:rFonts w:ascii="Calibri" w:hAnsi="Calibri" w:cs="Calibri" w:eastAsia="Calibri"/>
-                <w:color w:val="B07D2B"/>
+                <w:color w:val="8A5F1A"/>
                 <w:sz w:val="20"/>
               </w:rPr>
               <w:t xml:space="preserve">  ★★</w:t>
@@ -4991,7 +4991,7 @@
             <w:r>
               <w:rPr>
                 <w:rFonts w:ascii="Calibri" w:hAnsi="Calibri" w:cs="Calibri" w:eastAsia="Calibri"/>
-                <w:color w:val="B07D2B"/>
+                <w:color w:val="8A5F1A"/>
                 <w:sz w:val="20"/>
               </w:rPr>
               <w:t xml:space="preserve">  ★★</w:t>
@@ -5737,7 +5737,7 @@
             <w:r>
               <w:rPr>
                 <w:rFonts w:ascii="Calibri" w:hAnsi="Calibri" w:cs="Calibri" w:eastAsia="Calibri"/>
-                <w:color w:val="B07D2B"/>
+                <w:color w:val="8A5F1A"/>
                 <w:sz w:val="20"/>
               </w:rPr>
               <w:t xml:space="preserve">  ★★★</w:t>
@@ -6117,7 +6117,7 @@
             <w:r>
               <w:rPr>
                 <w:rFonts w:ascii="Calibri" w:hAnsi="Calibri" w:cs="Calibri" w:eastAsia="Calibri"/>
-                <w:color w:val="B07D2B"/>
+                <w:color w:val="8A5F1A"/>
                 <w:sz w:val="20"/>
               </w:rPr>
               <w:t xml:space="preserve">  ★★★</w:t>
@@ -7211,7 +7211,7 @@
               <w:rPr>
                 <w:rFonts w:ascii="Georgia" w:hAnsi="Georgia" w:cs="Georgia" w:eastAsia="Georgia"/>
                 <w:b/>
-                <w:color w:val="0E7C86"/>
+                <w:color w:val="14213D"/>
                 <w:spacing w:val="16"/>
                 <w:sz w:val="21"/>
               </w:rPr>
